--- a/public/assets/resume/Dayel_Ostraco_Resume_CAIO.docx
+++ b/public/assets/resume/Dayel_Ostraco_Resume_CAIO.docx
@@ -273,7 +273,7 @@
           <w:b/>
           <w:bCs/>
         </w:rPr>
-        <w:t xml:space="preserve">2018 – March 2025</w:t>
+        <w:t xml:space="preserve">June 2019 – March 2025</w:t>
       </w:r>
     </w:p>
     <w:p>

--- a/public/assets/resume/Dayel_Ostraco_Resume_CAIO.docx
+++ b/public/assets/resume/Dayel_Ostraco_Resume_CAIO.docx
@@ -2,7 +2,7 @@
 <file path=word/document.xml><?xml version="1.0" encoding="utf-8"?>
 <w:document xmlns:w="http://schemas.openxmlformats.org/wordprocessingml/2006/main" xmlns:m="http://schemas.openxmlformats.org/officeDocument/2006/math" xmlns:r="http://schemas.openxmlformats.org/officeDocument/2006/relationships" xmlns:o="urn:schemas-microsoft-com:office:office" xmlns:v="urn:schemas-microsoft-com:vml" xmlns:w10="urn:schemas-microsoft-com:office:word" xmlns:a="http://schemas.openxmlformats.org/drawingml/2006/main" xmlns:pic="http://schemas.openxmlformats.org/drawingml/2006/picture" xmlns:wp="http://schemas.openxmlformats.org/drawingml/2006/wordprocessingDrawing">
   <w:body>
-    <w:bookmarkStart w:id="21" w:name="dayel-blake-ostraco"/>
+    <w:bookmarkStart w:id="22" w:name="dayel-blake-ostraco"/>
     <w:p>
       <w:pPr>
         <w:pStyle w:val="Heading1"/>
@@ -94,7 +94,7 @@
       </w:r>
     </w:p>
     <w:bookmarkEnd w:id="9"/>
-    <w:bookmarkStart w:id="17" w:name="professional-experience"/>
+    <w:bookmarkStart w:id="18" w:name="professional-experience"/>
     <w:p>
       <w:pPr>
         <w:pStyle w:val="Heading2"/>
@@ -121,7 +121,7 @@
           <w:b/>
           <w:bCs/>
         </w:rPr>
-        <w:t xml:space="preserve">March 2025 – Present</w:t>
+        <w:t xml:space="preserve">May 2026 – Present</w:t>
       </w:r>
     </w:p>
     <w:p>
@@ -133,7 +133,7 @@
         </w:numPr>
       </w:pPr>
       <w:r>
-        <w:t xml:space="preserve">Architected</w:t>
+        <w:t xml:space="preserve">Lead Accelera’s technology organization (97 people, scaling to 140), running</w:t>
       </w:r>
       <w:r>
         <w:t xml:space="preserve"> </w:t>
@@ -146,19 +146,10 @@
         <w:t xml:space="preserve">Glyphon</w:t>
       </w:r>
       <w:r>
-        <w:t xml:space="preserve">, a multi-provider AI agent orchestration platform producing deterministic, reproducible compliance artifacts across OpenAI, Claude, Gemini, and AWS Bedrock; 50 production agents across 7 playbooks (CVE resolution, AMI/container hardening, eMASS POAM, FedRAMP SSP), tested against the IL5 control baseline on AWS GovCloud with Llama 4 Maverick.</w:t>
-      </w:r>
-    </w:p>
-    <w:p>
-      <w:pPr>
-        <w:pStyle w:val="Compact"/>
-        <w:numPr>
-          <w:ilvl w:val="0"/>
-          <w:numId w:val="1001"/>
-        </w:numPr>
-      </w:pPr>
-      <w:r>
-        <w:t xml:space="preserve">Built and operate</w:t>
+        <w:t xml:space="preserve"> </w:t>
+      </w:r>
+      <w:r>
+        <w:t xml:space="preserve">and the</w:t>
       </w:r>
       <w:r>
         <w:t xml:space="preserve"> </w:t>
@@ -171,35 +162,10 @@
         <w:t xml:space="preserve">Colophon</w:t>
       </w:r>
       <w:r>
-        <w:t xml:space="preserve">, a governed AI software factory (specialist agent bench + Claude Code skills) where every merge clears antagonist peer review and Human CCB under cATO discipline; delivered four federal programs with</w:t>
-      </w:r>
-      <w:r>
         <w:t xml:space="preserve"> </w:t>
       </w:r>
       <w:r>
-        <w:rPr>
-          <w:b/>
-          <w:bCs/>
-        </w:rPr>
-        <w:t xml:space="preserve">zero Critical/High/Medium findings</w:t>
-      </w:r>
-      <w:r>
-        <w:t xml:space="preserve"> </w:t>
-      </w:r>
-      <w:r>
-        <w:t xml:space="preserve">(10 Low total).</w:t>
-      </w:r>
-    </w:p>
-    <w:p>
-      <w:pPr>
-        <w:pStyle w:val="Compact"/>
-        <w:numPr>
-          <w:ilvl w:val="0"/>
-          <w:numId w:val="1001"/>
-        </w:numPr>
-      </w:pPr>
-      <w:r>
-        <w:t xml:space="preserve">Deliver the current</w:t>
+        <w:t xml:space="preserve">software factory in production to deliver the current</w:t>
       </w:r>
       <w:r>
         <w:t xml:space="preserve"> </w:t>
@@ -215,7 +181,7 @@
         <w:t xml:space="preserve"> </w:t>
       </w:r>
       <w:r>
-        <w:t xml:space="preserve">federal AI engagement (first established with mSTAX in 2018), leading all AI strategy, delivery, and engineering.</w:t>
+        <w:t xml:space="preserve">federal AI engagement, first established with mSTAX in 2018.</w:t>
       </w:r>
     </w:p>
     <w:p>
@@ -227,7 +193,7 @@
         </w:numPr>
       </w:pPr>
       <w:r>
-        <w:t xml:space="preserve">Deployed AI/ML services within secure DHA enclaves using Llama 4, Llama Vision, Ollama, and Mistral, integrated with PostgreSQL, MongoDB, and CosmosDB for decisioning and inference pipelines.</w:t>
+        <w:t xml:space="preserve">Own all AI strategy, delivery, and engineering across the organization.</w:t>
       </w:r>
     </w:p>
     <w:p>
@@ -239,6 +205,18 @@
         </w:numPr>
       </w:pPr>
       <w:r>
+        <w:t xml:space="preserve">Deploy AI/ML services within secure DHA enclaves using Llama 4, Llama Vision, Ollama, and Mistral, integrated with PostgreSQL, MongoDB, and CosmosDB for decisioning and inference pipelines.</w:t>
+      </w:r>
+    </w:p>
+    <w:p>
+      <w:pPr>
+        <w:pStyle w:val="Compact"/>
+        <w:numPr>
+          <w:ilvl w:val="0"/>
+          <w:numId w:val="1001"/>
+        </w:numPr>
+      </w:pPr>
+      <w:r>
         <w:t xml:space="preserve">Secured multiple ATOs for bleeding-edge platforms (Iroha2 Blockchain, OpenWebUI, NestJS, Ollama) across RMF, STIGs, and Zero Trust; deployed distroless FIPS 140-3 images (Iron Bank/Chainguard) on Zero-CVE baselines.</w:t>
       </w:r>
     </w:p>
@@ -255,13 +233,13 @@
       </w:r>
     </w:p>
     <w:bookmarkEnd w:id="10"/>
-    <w:bookmarkStart w:id="11" w:name="X9a49d3b67824d2dde00e36693b35d8bbd949a1b"/>
+    <w:bookmarkStart w:id="11" w:name="X0017f797ac38d4ea0a3d97d04456119e3954dbe"/>
     <w:p>
       <w:pPr>
         <w:pStyle w:val="Heading3"/>
       </w:pPr>
       <w:r>
-        <w:t xml:space="preserve">Senior Director of Product Development — Equifax, Washington, D.C.</w:t>
+        <w:t xml:space="preserve">Chief AI Officer — Catapult.io, Charleston, SC</w:t>
       </w:r>
     </w:p>
     <w:p>
@@ -273,7 +251,7 @@
           <w:b/>
           <w:bCs/>
         </w:rPr>
-        <w:t xml:space="preserve">June 2019 – March 2025</w:t>
+        <w:t xml:space="preserve">May 2025 – May 2026</w:t>
       </w:r>
     </w:p>
     <w:p>
@@ -285,6 +263,119 @@
         </w:numPr>
       </w:pPr>
       <w:r>
+        <w:t xml:space="preserve">Architected</w:t>
+      </w:r>
+      <w:r>
+        <w:t xml:space="preserve"> </w:t>
+      </w:r>
+      <w:r>
+        <w:rPr>
+          <w:b/>
+          <w:bCs/>
+        </w:rPr>
+        <w:t xml:space="preserve">Glyphon</w:t>
+      </w:r>
+      <w:r>
+        <w:t xml:space="preserve">, a multi-provider AI agent orchestration platform producing deterministic, reproducible compliance artifacts across OpenAI, Claude, Gemini, and AWS Bedrock; 50 production agents across 7 playbooks (CVE resolution, AMI/container hardening, eMASS POAM, FedRAMP SSP); IL5 control baseline tested on AWS GovCloud with Llama 4 Maverick, April 2026.</w:t>
+      </w:r>
+    </w:p>
+    <w:p>
+      <w:pPr>
+        <w:pStyle w:val="Compact"/>
+        <w:numPr>
+          <w:ilvl w:val="0"/>
+          <w:numId w:val="1002"/>
+        </w:numPr>
+      </w:pPr>
+      <w:r>
+        <w:t xml:space="preserve">Built</w:t>
+      </w:r>
+      <w:r>
+        <w:t xml:space="preserve"> </w:t>
+      </w:r>
+      <w:r>
+        <w:rPr>
+          <w:b/>
+          <w:bCs/>
+        </w:rPr>
+        <w:t xml:space="preserve">Colophon</w:t>
+      </w:r>
+      <w:r>
+        <w:t xml:space="preserve">, a governed AI software factory (specialist agent bench + Claude Code skills) that emits the RMF artifact set as a byproduct of delivery, with every merge clearing antagonist peer review and Human CCB under cATO discipline.</w:t>
+      </w:r>
+    </w:p>
+    <w:p>
+      <w:pPr>
+        <w:pStyle w:val="Compact"/>
+        <w:numPr>
+          <w:ilvl w:val="0"/>
+          <w:numId w:val="1002"/>
+        </w:numPr>
+      </w:pPr>
+      <w:r>
+        <w:t xml:space="preserve">Delivered four federal programs with</w:t>
+      </w:r>
+      <w:r>
+        <w:t xml:space="preserve"> </w:t>
+      </w:r>
+      <w:r>
+        <w:rPr>
+          <w:b/>
+          <w:bCs/>
+        </w:rPr>
+        <w:t xml:space="preserve">zero Critical, High, or Medium findings</w:t>
+      </w:r>
+      <w:r>
+        <w:t xml:space="preserve"> </w:t>
+      </w:r>
+      <w:r>
+        <w:t xml:space="preserve">(10 Low total); shipped</w:t>
+      </w:r>
+      <w:r>
+        <w:t xml:space="preserve"> </w:t>
+      </w:r>
+      <w:r>
+        <w:rPr>
+          <w:b/>
+          <w:bCs/>
+        </w:rPr>
+        <w:t xml:space="preserve">Vallark</w:t>
+      </w:r>
+      <w:r>
+        <w:t xml:space="preserve">, an ATO-capable .mil mobile framework compressing 12 months of compliance plumbing to ~4 weeks, with two IL4 systems in production since March 2026 and ATOs held without lapse.</w:t>
+      </w:r>
+    </w:p>
+    <w:bookmarkEnd w:id="11"/>
+    <w:bookmarkStart w:id="12" w:name="X5f622c6192f3b01f648512659f5752779cc5bc0"/>
+    <w:p>
+      <w:pPr>
+        <w:pStyle w:val="Heading3"/>
+      </w:pPr>
+      <w:r>
+        <w:t xml:space="preserve">Senior Director of Product Management — Equifax, Washington, D.C.</w:t>
+      </w:r>
+    </w:p>
+    <w:p>
+      <w:pPr>
+        <w:pStyle w:val="FirstParagraph"/>
+      </w:pPr>
+      <w:r>
+        <w:rPr>
+          <w:b/>
+          <w:bCs/>
+        </w:rPr>
+        <w:t xml:space="preserve">June 2019 – May 2025</w:t>
+      </w:r>
+    </w:p>
+    <w:p>
+      <w:pPr>
+        <w:pStyle w:val="Compact"/>
+        <w:numPr>
+          <w:ilvl w:val="0"/>
+          <w:numId w:val="1003"/>
+        </w:numPr>
+      </w:pPr>
+      <w:r>
         <w:t xml:space="preserve">Directed development of a secure Income and Identity Verification platform for Equifax Government Services, delivering Web and API services to state and federal agencies (CMS, SSA); supported 10M+ daily transactions and $1.7B+ in cumulative program revenue.</w:t>
       </w:r>
     </w:p>
@@ -293,7 +384,7 @@
         <w:pStyle w:val="Compact"/>
         <w:numPr>
           <w:ilvl w:val="0"/>
-          <w:numId w:val="1002"/>
+          <w:numId w:val="1003"/>
         </w:numPr>
       </w:pPr>
       <w:r>
@@ -305,7 +396,7 @@
         <w:pStyle w:val="Compact"/>
         <w:numPr>
           <w:ilvl w:val="0"/>
-          <w:numId w:val="1002"/>
+          <w:numId w:val="1003"/>
         </w:numPr>
       </w:pPr>
       <w:r>
@@ -317,7 +408,7 @@
         <w:pStyle w:val="Compact"/>
         <w:numPr>
           <w:ilvl w:val="0"/>
-          <w:numId w:val="1002"/>
+          <w:numId w:val="1003"/>
         </w:numPr>
       </w:pPr>
       <w:r>
@@ -329,21 +420,21 @@
         <w:pStyle w:val="Compact"/>
         <w:numPr>
           <w:ilvl w:val="0"/>
-          <w:numId w:val="1002"/>
+          <w:numId w:val="1003"/>
         </w:numPr>
       </w:pPr>
       <w:r>
         <w:t xml:space="preserve">Coordinated rapid disaster-relief data solutions (DSNAP) with the State of Florida during Hurricane Ian, enabling real-time identity/income verification under urgent conditions.</w:t>
       </w:r>
     </w:p>
-    <w:bookmarkEnd w:id="11"/>
-    <w:bookmarkStart w:id="12" w:name="X90882291ee5b279a02a8697ad670bd95db05e9d"/>
+    <w:bookmarkEnd w:id="12"/>
+    <w:bookmarkStart w:id="13" w:name="Xfff62b5a5e8cf320042d37b63029314626b2358"/>
     <w:p>
       <w:pPr>
         <w:pStyle w:val="Heading3"/>
       </w:pPr>
       <w:r>
-        <w:t xml:space="preserve">Founder &amp; CTO — Catapult Blockchain, Charleston, SC &amp; Singapore</w:t>
+        <w:t xml:space="preserve">Chief Information Officer — Catapult.io, Charleston, SC &amp; Singapore</w:t>
       </w:r>
     </w:p>
     <w:p>
@@ -363,7 +454,7 @@
         <w:pStyle w:val="Compact"/>
         <w:numPr>
           <w:ilvl w:val="0"/>
-          <w:numId w:val="1003"/>
+          <w:numId w:val="1004"/>
         </w:numPr>
       </w:pPr>
       <w:r>
@@ -388,7 +479,7 @@
         <w:pStyle w:val="Compact"/>
         <w:numPr>
           <w:ilvl w:val="0"/>
-          <w:numId w:val="1003"/>
+          <w:numId w:val="1004"/>
         </w:numPr>
       </w:pPr>
       <w:r>
@@ -406,15 +497,15 @@
         <w:pStyle w:val="Compact"/>
         <w:numPr>
           <w:ilvl w:val="0"/>
-          <w:numId w:val="1003"/>
+          <w:numId w:val="1004"/>
         </w:numPr>
       </w:pPr>
       <w:r>
         <w:t xml:space="preserve">Built the Linxens dLoc platform (blockchain + NFC-linked document twins) for tamper-resistant digital documents; deployed containerized microservices across AWS and Azure for cross-cloud identity assurance.</w:t>
       </w:r>
     </w:p>
-    <w:bookmarkEnd w:id="12"/>
-    <w:bookmarkStart w:id="13" w:name="X91832be423b55600776d4f0e30b376151c8b56c"/>
+    <w:bookmarkEnd w:id="13"/>
+    <w:bookmarkStart w:id="14" w:name="X91832be423b55600776d4f0e30b376151c8b56c"/>
     <w:p>
       <w:pPr>
         <w:pStyle w:val="Heading3"/>
@@ -432,15 +523,15 @@
           <w:b/>
           <w:bCs/>
         </w:rPr>
-        <w:t xml:space="preserve">March 2016 – June 2017</w:t>
-      </w:r>
-    </w:p>
-    <w:p>
-      <w:pPr>
-        <w:pStyle w:val="Compact"/>
-        <w:numPr>
-          <w:ilvl w:val="0"/>
-          <w:numId w:val="1004"/>
+        <w:t xml:space="preserve">August 2016 – June 2017</w:t>
+      </w:r>
+    </w:p>
+    <w:p>
+      <w:pPr>
+        <w:pStyle w:val="Compact"/>
+        <w:numPr>
+          <w:ilvl w:val="0"/>
+          <w:numId w:val="1005"/>
         </w:numPr>
       </w:pPr>
       <w:r>
@@ -452,15 +543,15 @@
         <w:pStyle w:val="Compact"/>
         <w:numPr>
           <w:ilvl w:val="0"/>
-          <w:numId w:val="1004"/>
+          <w:numId w:val="1005"/>
         </w:numPr>
       </w:pPr>
       <w:r>
         <w:t xml:space="preserve">Engineered 50+ secure ingestion pipelines handling terabytes daily in HL7, FHIR, CSV, and OMAP across AWS GovCloud and DoD (.mil) infrastructure, with least-privilege enforcement under RMF and Agile DevSecOps.</w:t>
       </w:r>
     </w:p>
-    <w:bookmarkEnd w:id="13"/>
-    <w:bookmarkStart w:id="14" w:name="Xee46ddbdda7617c09a79714ecf6a51a7517866e"/>
+    <w:bookmarkEnd w:id="14"/>
+    <w:bookmarkStart w:id="15" w:name="Xee46ddbdda7617c09a79714ecf6a51a7517866e"/>
     <w:p>
       <w:pPr>
         <w:pStyle w:val="Heading3"/>
@@ -486,7 +577,7 @@
         <w:pStyle w:val="Compact"/>
         <w:numPr>
           <w:ilvl w:val="0"/>
-          <w:numId w:val="1005"/>
+          <w:numId w:val="1006"/>
         </w:numPr>
       </w:pPr>
       <w:r>
@@ -498,15 +589,15 @@
         <w:pStyle w:val="Compact"/>
         <w:numPr>
           <w:ilvl w:val="0"/>
-          <w:numId w:val="1005"/>
+          <w:numId w:val="1006"/>
         </w:numPr>
       </w:pPr>
       <w:r>
         <w:t xml:space="preserve">Architected a microservices infrastructure of reusable, modular APIs to accelerate time-to-market and optimize cloud cost and margin.</w:t>
       </w:r>
     </w:p>
-    <w:bookmarkEnd w:id="14"/>
-    <w:bookmarkStart w:id="15" w:name="X53cf23d6b092523041436aed7ff614af0acfe10"/>
+    <w:bookmarkEnd w:id="15"/>
+    <w:bookmarkStart w:id="16" w:name="X53cf23d6b092523041436aed7ff614af0acfe10"/>
     <w:p>
       <w:pPr>
         <w:pStyle w:val="Heading3"/>
@@ -532,15 +623,15 @@
         <w:pStyle w:val="Compact"/>
         <w:numPr>
           <w:ilvl w:val="0"/>
-          <w:numId w:val="1006"/>
+          <w:numId w:val="1007"/>
         </w:numPr>
       </w:pPr>
       <w:r>
         <w:t xml:space="preserve">Led architecture of the SPG mobile platform (iOS, Android, Apple Watch) used by millions; the SPG Watch app was featured during Apple’s 2014 keynote. Designed the first mobile check-in/keyless-room system (BLE/NFC + hybrid cloud).</w:t>
       </w:r>
     </w:p>
-    <w:bookmarkEnd w:id="15"/>
-    <w:bookmarkStart w:id="16" w:name="Xa46df9879d39d93679a445537e523582fe0daee"/>
+    <w:bookmarkEnd w:id="16"/>
+    <w:bookmarkStart w:id="17" w:name="Xa46df9879d39d93679a445537e523582fe0daee"/>
     <w:p>
       <w:pPr>
         <w:pStyle w:val="Heading3"/>
@@ -566,7 +657,7 @@
         <w:pStyle w:val="Compact"/>
         <w:numPr>
           <w:ilvl w:val="0"/>
-          <w:numId w:val="1007"/>
+          <w:numId w:val="1008"/>
         </w:numPr>
       </w:pPr>
       <w:r>
@@ -580,9 +671,9 @@
         </w:pict>
       </w:r>
     </w:p>
-    <w:bookmarkEnd w:id="16"/>
     <w:bookmarkEnd w:id="17"/>
-    <w:bookmarkStart w:id="18" w:name="technical-proficiencies"/>
+    <w:bookmarkEnd w:id="18"/>
+    <w:bookmarkStart w:id="19" w:name="technical-proficiencies"/>
     <w:p>
       <w:pPr>
         <w:pStyle w:val="Heading2"/>
@@ -670,8 +761,8 @@
         </w:pict>
       </w:r>
     </w:p>
-    <w:bookmarkEnd w:id="18"/>
-    <w:bookmarkStart w:id="19" w:name="certifications-clearance"/>
+    <w:bookmarkEnd w:id="19"/>
+    <w:bookmarkStart w:id="20" w:name="certifications-clearance"/>
     <w:p>
       <w:pPr>
         <w:pStyle w:val="Heading2"/>
@@ -685,7 +776,7 @@
         <w:pStyle w:val="Compact"/>
         <w:numPr>
           <w:ilvl w:val="0"/>
-          <w:numId w:val="1008"/>
+          <w:numId w:val="1009"/>
         </w:numPr>
       </w:pPr>
       <w:r>
@@ -697,15 +788,15 @@
         <w:pStyle w:val="Compact"/>
         <w:numPr>
           <w:ilvl w:val="0"/>
-          <w:numId w:val="1008"/>
+          <w:numId w:val="1009"/>
         </w:numPr>
       </w:pPr>
       <w:r>
         <w:t xml:space="preserve">Active DoD Secret Security Clearance, TS-eligible — U.S. Department of Defense</w:t>
       </w:r>
     </w:p>
-    <w:bookmarkEnd w:id="19"/>
-    <w:bookmarkStart w:id="20" w:name="education"/>
+    <w:bookmarkEnd w:id="20"/>
+    <w:bookmarkStart w:id="21" w:name="education"/>
     <w:p>
       <w:pPr>
         <w:pStyle w:val="Heading2"/>
@@ -731,7 +822,7 @@
         <w:pStyle w:val="Compact"/>
         <w:numPr>
           <w:ilvl w:val="0"/>
-          <w:numId w:val="1009"/>
+          <w:numId w:val="1010"/>
         </w:numPr>
       </w:pPr>
       <w:r>
@@ -743,15 +834,15 @@
         <w:pStyle w:val="Compact"/>
         <w:numPr>
           <w:ilvl w:val="0"/>
-          <w:numId w:val="1009"/>
+          <w:numId w:val="1010"/>
         </w:numPr>
       </w:pPr>
       <w:r>
         <w:t xml:space="preserve">B.A. Computer Science</w:t>
       </w:r>
     </w:p>
-    <w:bookmarkEnd w:id="20"/>
     <w:bookmarkEnd w:id="21"/>
+    <w:bookmarkEnd w:id="22"/>
     <w:sectPr>
       <w:footnotePr>
         <w:numRestart w:val="eachSect"/>
@@ -993,6 +1084,9 @@
     <w:abstractNumId w:val="991"/>
   </w:num>
   <w:num w:numId="1009">
+    <w:abstractNumId w:val="991"/>
+  </w:num>
+  <w:num w:numId="1010">
     <w:abstractNumId w:val="991"/>
   </w:num>
 </w:numbering>

--- a/public/assets/resume/Dayel_Ostraco_Resume_CAIO.docx
+++ b/public/assets/resume/Dayel_Ostraco_Resume_CAIO.docx
@@ -83,7 +83,7 @@
         <w:t xml:space="preserve">zero Critical, High, or Medium findings across four federal programs</w:t>
       </w:r>
       <w:r>
-        <w:t xml:space="preserve">, 83.5% CVE auto-resolution, 99.5% Windows STIG compliance, and platforms tested against the IL5 control baseline on AWS GovCloud. Trusted by the DoD, DHA, SSA, and CMS, and by global financial institutions, to architect systems that move billions in transactions, scale to millions of daily users, and survive the audit afterward. CISSP; active DoD Secret clearance, TS-eligible.</w:t>
+        <w:t xml:space="preserve">, 83.5% CVE auto-resolution, 99.5% Windows STIG compliance, and platforms tested against the IL5 control baseline on AWS GovCloud. The delivery methodology was adopted program-wide by DHA Cyber Command and earned a PI Award. Trusted by the DoD, DHA, SSA, and CMS, and by global financial institutions, to architect systems that move billions in transactions, scale to millions of daily users, and survive the audit afterward. CISSP; active DoD Secret clearance, TS-eligible.</w:t>
       </w:r>
     </w:p>
     <w:p>

--- a/public/assets/resume/Dayel_Ostraco_Resume_CAIO.docx
+++ b/public/assets/resume/Dayel_Ostraco_Resume_CAIO.docx
@@ -83,7 +83,7 @@
         <w:t xml:space="preserve">zero Critical, High, or Medium findings across four federal programs</w:t>
       </w:r>
       <w:r>
-        <w:t xml:space="preserve">, 83.5% CVE auto-resolution, 99.5% Windows STIG compliance, and platforms tested against the IL5 control baseline on AWS GovCloud. The delivery methodology was adopted program-wide by DHA Cyber Command and earned a PI Award. Trusted by the DoD, DHA, SSA, and CMS, and by global financial institutions, to architect systems that move billions in transactions, scale to millions of daily users, and survive the audit afterward. CISSP; active DoD Secret clearance, TS-eligible.</w:t>
+        <w:t xml:space="preserve">, 83.5% CVE auto-resolution (101 of 121), 99.5% Windows STIG compliance, and platforms tested against the IL5 control baseline on AWS GovCloud. The delivery methodology was adopted program-wide by DHA Cyber Command and earned a PI Award. Trusted by the DoD, DHA, SSA, and CMS, and by global financial institutions, to architect systems that move billions in transactions, scale to millions of daily users, and survive the audit afterward. CISSP; active DoD Secret clearance, TS-eligible.</w:t>
       </w:r>
     </w:p>
     <w:p>

--- a/public/assets/resume/Dayel_Ostraco_Resume_CAIO.docx
+++ b/public/assets/resume/Dayel_Ostraco_Resume_CAIO.docx
@@ -83,7 +83,7 @@
         <w:t xml:space="preserve">zero Critical, High, or Medium findings across four federal programs</w:t>
       </w:r>
       <w:r>
-        <w:t xml:space="preserve">, 83.5% CVE auto-resolution (101 of 121), 99.5% Windows STIG compliance, and platforms tested against the IL5 control baseline on AWS GovCloud. The delivery methodology was adopted program-wide by DHA Cyber Command and earned a PI Award. Trusted by the DoD, DHA, SSA, and CMS, and by global financial institutions, to architect systems that move billions in transactions, scale to millions of daily users, and survive the audit afterward. CISSP; active DoD Secret clearance, TS-eligible.</w:t>
+        <w:t xml:space="preserve">, 83.5% CVE auto-resolution (101 of 121), 99.5% compliance against the 247-control Windows Server 2022 STIG, and platforms tested against the IL5 control baseline on AWS GovCloud. The delivery methodology was adopted program-wide by DHA Cyber Command and earned a PI Award. Trusted by the DoD, DHA, SSA, and CMS, and by global financial institutions, to architect systems that move billions in transactions, scale to millions of daily users, and survive the audit afterward. CISSP; active DoD Secret clearance, TS-eligible.</w:t>
       </w:r>
     </w:p>
     <w:p>

--- a/public/assets/resume/Dayel_Ostraco_Resume_CAIO.docx
+++ b/public/assets/resume/Dayel_Ostraco_Resume_CAIO.docx
@@ -83,7 +83,7 @@
         <w:t xml:space="preserve">zero Critical, High, or Medium findings across four federal programs</w:t>
       </w:r>
       <w:r>
-        <w:t xml:space="preserve">, 83.5% CVE auto-resolution (101 of 121), 99.5% compliance against the 247-control Windows Server 2022 STIG, and platforms tested against the IL5 control baseline on AWS GovCloud. The delivery methodology was adopted program-wide by DHA Cyber Command and earned a PI Award. Trusted by the DoD, DHA, SSA, and CMS, and by global financial institutions, to architect systems that move billions in transactions, scale to millions of daily users, and survive the audit afterward. CISSP; active DoD Secret clearance, TS-eligible.</w:t>
+        <w:t xml:space="preserve">, 83.5% CVE auto-resolution (101 of 121), 99.5% compliance against the 247-control Windows Server 2022 STIG, and platforms tested against the IL5 control baseline on AWS GovCloud. Five production DHA healthcare workloads were hardened to near-zero CVE on RHEL UBI 9 Minimal at a 93.2 SAST composite. The delivery methodology was adopted program-wide by DHA Cyber Command and earned a PI Award. Trusted by the DoD, DHA, SSA, and CMS, and by global financial institutions, to architect systems that move billions in transactions, scale to millions of daily users, and survive the audit afterward. CISSP; active DoD Secret clearance, TS-eligible.</w:t>
       </w:r>
     </w:p>
     <w:p>

--- a/public/assets/resume/Dayel_Ostraco_Resume_CAIO.docx
+++ b/public/assets/resume/Dayel_Ostraco_Resume_CAIO.docx
@@ -83,7 +83,7 @@
         <w:t xml:space="preserve">zero Critical, High, or Medium findings across four federal programs</w:t>
       </w:r>
       <w:r>
-        <w:t xml:space="preserve">, 83.5% CVE auto-resolution (101 of 121), 99.5% compliance against the 247-control Windows Server 2022 STIG, and platforms tested against the IL5 control baseline on AWS GovCloud. Five production DHA healthcare workloads were hardened to near-zero CVE on RHEL UBI 9 Minimal at a 93.2 SAST composite. The delivery methodology was adopted program-wide by DHA Cyber Command and earned a PI Award. Trusted by the DoD, DHA, SSA, and CMS, and by global financial institutions, to architect systems that move billions in transactions, scale to millions of daily users, and survive the audit afterward. CISSP; active DoD Secret clearance, TS-eligible.</w:t>
+        <w:t xml:space="preserve">, 83.5% CVE auto-resolution (101 of 121), 99.5% compliance against the 247-control Windows Server 2022 STIG, and platforms tested against the IL5 control baseline on AWS GovCloud. Five production DHA healthcare workloads were hardened to near-zero CVE on RHEL UBI 9 Minimal at a 93.2 composite across Semgrep, Gitleaks, Trivy, and StackRox. The delivery methodology was adopted program-wide by DHA Cyber Command and earned a PI Award. Trusted by the DoD, DHA, SSA, and CMS, and by global financial institutions, to architect systems that move billions in transactions, scale to millions of daily users, and survive the audit afterward. CISSP; active DoD Secret clearance, TS-eligible.</w:t>
       </w:r>
     </w:p>
     <w:p>

--- a/public/assets/resume/Dayel_Ostraco_Resume_CAIO.docx
+++ b/public/assets/resume/Dayel_Ostraco_Resume_CAIO.docx
@@ -839,6 +839,25 @@
       </w:pPr>
       <w:r>
         <w:t xml:space="preserve">B.A. Computer Science</w:t>
+      </w:r>
+    </w:p>
+    <w:p>
+      <w:r>
+        <w:pict>
+          <v:rect style="width:0;height:1.5pt" o:hralign="center" o:hrstd="t" o:hr="t"/>
+        </w:pict>
+      </w:r>
+    </w:p>
+    <w:p>
+      <w:pPr>
+        <w:pStyle w:val="FirstParagraph"/>
+      </w:pPr>
+      <w:r>
+        <w:rPr>
+          <w:i/>
+          <w:iCs/>
+        </w:rPr>
+        <w:t xml:space="preserve">Metrics reflect accredited federal engagements. Program names, accreditation dates, and evidence packages are CUI or classified, and available only to appropriately cleared parties through official channels.</w:t>
       </w:r>
     </w:p>
     <w:bookmarkEnd w:id="21"/>

--- a/public/assets/resume/Dayel_Ostraco_Resume_CAIO.docx
+++ b/public/assets/resume/Dayel_Ostraco_Resume_CAIO.docx
@@ -83,7 +83,7 @@
         <w:t xml:space="preserve">zero Critical, High, or Medium findings across four federal programs</w:t>
       </w:r>
       <w:r>
-        <w:t xml:space="preserve">, 83.5% CVE auto-resolution (101 of 121), 99.5% compliance against the 247-control Windows Server 2022 STIG, and platforms tested against the IL5 control baseline on AWS GovCloud. Five production DHA healthcare workloads were hardened to near-zero CVE on RHEL UBI 9 Minimal at a 93.2 composite across Semgrep, Gitleaks, Trivy, and StackRox. The delivery methodology was adopted program-wide by DHA Cyber Command and earned a PI Award. Trusted by the DoD, DHA, SSA, and CMS, and by global financial institutions, to architect systems that move billions in transactions, scale to millions of daily users, and survive the audit afterward. CISSP; active DoD Secret clearance, TS-eligible.</w:t>
+        <w:t xml:space="preserve">, 83.5% CVE auto-resolution (101 of 121), 99.5% compliance against the 247-control Windows Server 2022 STIG, and platforms tested against the IL5 control baseline on AWS GovCloud. Five production DHA healthcare workloads were hardened to near-zero CVE on RHEL UBI 9 Minimal at a 93.2% STIG-checklist auto-pass rate (verified in STIG Viewer via Semgrep, Gitleaks, Trivy, and StackRox); the remaining checks were handled manually to protect OS and application stability. The delivery methodology was adopted program-wide by DHA Cyber Command and earned a PI Award. Trusted by the DoD, DHA, SSA, and CMS, and by global financial institutions, to architect systems that move billions in transactions, scale to millions of daily users, and survive the audit afterward. CISSP; active DoD Secret clearance, TS-eligible.</w:t>
       </w:r>
     </w:p>
     <w:p>

--- a/public/assets/resume/Dayel_Ostraco_Resume_CAIO.docx
+++ b/public/assets/resume/Dayel_Ostraco_Resume_CAIO.docx
@@ -83,7 +83,7 @@
         <w:t xml:space="preserve">zero Critical, High, or Medium findings across four federal programs</w:t>
       </w:r>
       <w:r>
-        <w:t xml:space="preserve">, 83.5% CVE auto-resolution (101 of 121), 99.5% compliance against the 247-control Windows Server 2022 STIG, and platforms tested against the IL5 control baseline on AWS GovCloud. Five production DHA healthcare workloads were hardened to near-zero CVE on RHEL UBI 9 Minimal at a 93.2% STIG-checklist auto-pass rate (verified in STIG Viewer via Semgrep, Gitleaks, Trivy, and StackRox); the remaining checks were handled manually to protect OS and application stability. The delivery methodology was adopted program-wide by DHA Cyber Command and earned a PI Award. Trusted by the DoD, DHA, SSA, and CMS, and by global financial institutions, to architect systems that move billions in transactions, scale to millions of daily users, and survive the audit afterward. CISSP; active DoD Secret clearance, TS-eligible.</w:t>
+        <w:t xml:space="preserve">, 83.5% CVE auto-resolution (101 of 121), 99.5% of the 247-control Windows Server 2022 STIG passing (AMI-hardened, STIG Viewer-verified), and platforms tested against the IL5 control baseline on AWS GovCloud. Five production DHA healthcare workloads were hardened to near-zero CVE on RHEL UBI 9 Minimal at a 93.2% STIG-checklist auto-pass rate (verified in STIG Viewer via Semgrep, Gitleaks, Trivy, and StackRox); the remaining checks were handled manually to protect OS and application stability. The delivery methodology was adopted program-wide by DHA Cyber Command and earned a PI Award. Trusted by the DoD, DHA, SSA, and CMS, and by global financial institutions, to architect systems that move billions in transactions, scale to millions of daily users, and survive the audit afterward. CISSP; active DoD Secret clearance, TS-eligible.</w:t>
       </w:r>
     </w:p>
     <w:p>

--- a/public/assets/resume/Dayel_Ostraco_Resume_CAIO.docx
+++ b/public/assets/resume/Dayel_Ostraco_Resume_CAIO.docx
@@ -83,7 +83,7 @@
         <w:t xml:space="preserve">zero Critical, High, or Medium findings across four federal programs</w:t>
       </w:r>
       <w:r>
-        <w:t xml:space="preserve">, 83.5% CVE auto-resolution (101 of 121), 99.5% of the 247-control Windows Server 2022 STIG passing (AMI-hardened, STIG Viewer-verified), and platforms tested against the IL5 control baseline on AWS GovCloud. Five production DHA healthcare workloads were hardened to near-zero CVE on RHEL UBI 9 Minimal at a 93.2% STIG-checklist auto-pass rate (verified in STIG Viewer via Semgrep, Gitleaks, Trivy, and StackRox); the remaining checks were handled manually to protect OS and application stability. The delivery methodology was adopted program-wide by DHA Cyber Command and earned a PI Award. Trusted by the DoD, DHA, SSA, and CMS, and by global financial institutions, to architect systems that move billions in transactions, scale to millions of daily users, and survive the audit afterward. CISSP; active DoD Secret clearance, TS-eligible.</w:t>
+        <w:t xml:space="preserve">, 83.5% CVE auto-resolution (101 of 121), 99.6% (246 of 247) of the Windows Server 2022 STIG passing, AMI-hardened and STIG Viewer-verified, and platforms tested against the IL5 control baseline on AWS GovCloud. Five production DHA healthcare workloads were hardened to near-zero CVE on RHEL UBI 9 Minimal at a 93.2% STIG-checklist auto-pass rate (verified in STIG Viewer via Semgrep, Gitleaks, Trivy, and StackRox); the remaining checks were handled manually to protect OS and application stability. The delivery methodology was adopted program-wide by DHA Cyber Command and earned a PI Award. Trusted by the DoD, DHA, SSA, and CMS, and by global financial institutions, to architect systems that move billions in transactions, scale to millions of daily users, and survive the audit afterward. CISSP; active DoD Secret clearance, TS-eligible.</w:t>
       </w:r>
     </w:p>
     <w:p>

--- a/public/assets/resume/Dayel_Ostraco_Resume_CAIO.docx
+++ b/public/assets/resume/Dayel_Ostraco_Resume_CAIO.docx
@@ -428,13 +428,13 @@
       </w:r>
     </w:p>
     <w:bookmarkEnd w:id="12"/>
-    <w:bookmarkStart w:id="13" w:name="Xfff62b5a5e8cf320042d37b63029314626b2358"/>
+    <w:bookmarkStart w:id="13" w:name="X931b84f91a8947d307da419083948e18a0c7d73"/>
     <w:p>
       <w:pPr>
         <w:pStyle w:val="Heading3"/>
       </w:pPr>
       <w:r>
-        <w:t xml:space="preserve">Chief Information Officer — Catapult.io, Charleston, SC &amp; Singapore</w:t>
+        <w:t xml:space="preserve">Founder &amp; CIO — Catapult.io, Charleston, SC &amp; Singapore</w:t>
       </w:r>
     </w:p>
     <w:p>

--- a/public/assets/resume/Dayel_Ostraco_Resume_CAIO.docx
+++ b/public/assets/resume/Dayel_Ostraco_Resume_CAIO.docx
@@ -233,13 +233,13 @@
       </w:r>
     </w:p>
     <w:bookmarkEnd w:id="10"/>
-    <w:bookmarkStart w:id="11" w:name="X0017f797ac38d4ea0a3d97d04456119e3954dbe"/>
+    <w:bookmarkStart w:id="11" w:name="Xdda4af425459acb28f84e38d03fb36d36c710f7"/>
     <w:p>
       <w:pPr>
         <w:pStyle w:val="Heading3"/>
       </w:pPr>
       <w:r>
-        <w:t xml:space="preserve">Chief AI Officer — Catapult.io, Charleston, SC</w:t>
+        <w:t xml:space="preserve">Chief AI Officer — Catapult.io (US, DBA SigilArk), Charleston, SC</w:t>
       </w:r>
     </w:p>
     <w:p>
@@ -263,7 +263,7 @@
         </w:numPr>
       </w:pPr>
       <w:r>
-        <w:t xml:space="preserve">Architected</w:t>
+        <w:t xml:space="preserve">Led the development work for</w:t>
       </w:r>
       <w:r>
         <w:t xml:space="preserve"> </w:t>
@@ -273,10 +273,10 @@
           <w:b/>
           <w:bCs/>
         </w:rPr>
-        <w:t xml:space="preserve">Glyphon</w:t>
-      </w:r>
-      <w:r>
-        <w:t xml:space="preserve">, a multi-provider AI agent orchestration platform producing deterministic, reproducible compliance artifacts across OpenAI, Claude, Gemini, and AWS Bedrock; 50 production agents across 7 playbooks (CVE resolution, AMI/container hardening, eMASS POAM, FedRAMP SSP); IL5 control baseline tested on AWS GovCloud with Llama 4 Maverick, April 2026.</w:t>
+        <w:t xml:space="preserve">DHA’s agency-wide EMPIRE software factory</w:t>
+      </w:r>
+      <w:r>
+        <w:t xml:space="preserve">, delivering the governed AI delivery capability now in production across the agency.</w:t>
       </w:r>
     </w:p>
     <w:p>
@@ -288,7 +288,7 @@
         </w:numPr>
       </w:pPr>
       <w:r>
-        <w:t xml:space="preserve">Built</w:t>
+        <w:t xml:space="preserve">Architected</w:t>
       </w:r>
       <w:r>
         <w:t xml:space="preserve"> </w:t>
@@ -298,10 +298,10 @@
           <w:b/>
           <w:bCs/>
         </w:rPr>
-        <w:t xml:space="preserve">Colophon</w:t>
-      </w:r>
-      <w:r>
-        <w:t xml:space="preserve">, a governed AI software factory (specialist agent bench + Claude Code skills) that emits the RMF artifact set as a byproduct of delivery, with every merge clearing antagonist peer review and Human CCB under cATO discipline.</w:t>
+        <w:t xml:space="preserve">Glyphon</w:t>
+      </w:r>
+      <w:r>
+        <w:t xml:space="preserve">, a multi-provider AI agent orchestration platform producing deterministic, reproducible compliance artifacts across OpenAI, Claude, Gemini, and AWS Bedrock; 50 production agents across 7 playbooks (CVE resolution, AMI/container hardening, eMASS POAM, FedRAMP SSP); IL5 control baseline tested on AWS GovCloud with Llama 4 Maverick, April 2026.</w:t>
       </w:r>
     </w:p>
     <w:p>
@@ -313,7 +313,7 @@
         </w:numPr>
       </w:pPr>
       <w:r>
-        <w:t xml:space="preserve">Delivered four federal programs with</w:t>
+        <w:t xml:space="preserve">Built</w:t>
       </w:r>
       <w:r>
         <w:t xml:space="preserve"> </w:t>
@@ -323,13 +323,22 @@
           <w:b/>
           <w:bCs/>
         </w:rPr>
-        <w:t xml:space="preserve">zero Critical, High, or Medium findings</w:t>
-      </w:r>
-      <w:r>
-        <w:t xml:space="preserve"> </w:t>
-      </w:r>
-      <w:r>
-        <w:t xml:space="preserve">(10 Low total); shipped</w:t>
+        <w:t xml:space="preserve">Colophon</w:t>
+      </w:r>
+      <w:r>
+        <w:t xml:space="preserve">, a governed AI software factory (specialist agent bench + Claude Code skills) that emits the RMF artifact set as a byproduct of delivery, with every merge clearing antagonist peer review and Human CCB under cATO discipline.</w:t>
+      </w:r>
+    </w:p>
+    <w:p>
+      <w:pPr>
+        <w:pStyle w:val="Compact"/>
+        <w:numPr>
+          <w:ilvl w:val="0"/>
+          <w:numId w:val="1002"/>
+        </w:numPr>
+      </w:pPr>
+      <w:r>
+        <w:t xml:space="preserve">Delivered four federal programs with</w:t>
       </w:r>
       <w:r>
         <w:t xml:space="preserve"> </w:t>
@@ -339,6 +348,22 @@
           <w:b/>
           <w:bCs/>
         </w:rPr>
+        <w:t xml:space="preserve">zero Critical, High, or Medium findings</w:t>
+      </w:r>
+      <w:r>
+        <w:t xml:space="preserve"> </w:t>
+      </w:r>
+      <w:r>
+        <w:t xml:space="preserve">(10 Low total); shipped</w:t>
+      </w:r>
+      <w:r>
+        <w:t xml:space="preserve"> </w:t>
+      </w:r>
+      <w:r>
+        <w:rPr>
+          <w:b/>
+          <w:bCs/>
+        </w:rPr>
         <w:t xml:space="preserve">Vallark</w:t>
       </w:r>
       <w:r>
@@ -428,13 +453,13 @@
       </w:r>
     </w:p>
     <w:bookmarkEnd w:id="12"/>
-    <w:bookmarkStart w:id="13" w:name="X931b84f91a8947d307da419083948e18a0c7d73"/>
+    <w:bookmarkStart w:id="13" w:name="X3337d788d831db50ecb08c21f4c57a217177c33"/>
     <w:p>
       <w:pPr>
         <w:pStyle w:val="Heading3"/>
       </w:pPr>
       <w:r>
-        <w:t xml:space="preserve">Founder &amp; CIO — Catapult.io, Charleston, SC &amp; Singapore</w:t>
+        <w:t xml:space="preserve">Founder &amp; CIO — Catapult.io (Singapore), Charleston, SC &amp; Singapore</w:t>
       </w:r>
     </w:p>
     <w:p>
@@ -446,7 +471,7 @@
           <w:b/>
           <w:bCs/>
         </w:rPr>
-        <w:t xml:space="preserve">July 2017 – Sold to Linxens, June 2019</w:t>
+        <w:t xml:space="preserve">July 2017 – Acquired, June 2019</w:t>
       </w:r>
     </w:p>
     <w:p>
@@ -501,7 +526,7 @@
         </w:numPr>
       </w:pPr>
       <w:r>
-        <w:t xml:space="preserve">Built the Linxens dLoc platform (blockchain + NFC-linked document twins) for tamper-resistant digital documents; deployed containerized microservices across AWS and Azure for cross-cloud identity assurance.</w:t>
+        <w:t xml:space="preserve">Built the dLoc platform (blockchain + NFC-linked document twins) for tamper-resistant digital documents; deployed containerized microservices across AWS and Azure for cross-cloud identity assurance.</w:t>
       </w:r>
     </w:p>
     <w:bookmarkEnd w:id="13"/>

--- a/public/assets/resume/Dayel_Ostraco_Resume_CAIO.docx
+++ b/public/assets/resume/Dayel_Ostraco_Resume_CAIO.docx
@@ -233,13 +233,13 @@
       </w:r>
     </w:p>
     <w:bookmarkEnd w:id="10"/>
-    <w:bookmarkStart w:id="11" w:name="Xdda4af425459acb28f84e38d03fb36d36c710f7"/>
+    <w:bookmarkStart w:id="11" w:name="Xc2469e39dbf6f1d414ed66bf366a0a2edb09f67"/>
     <w:p>
       <w:pPr>
         <w:pStyle w:val="Heading3"/>
       </w:pPr>
       <w:r>
-        <w:t xml:space="preserve">Chief AI Officer — Catapult.io (US, DBA SigilArk), Charleston, SC</w:t>
+        <w:t xml:space="preserve">Chief AI Officer — SigilArk (Catapult.io US), Charleston, SC</w:t>
       </w:r>
     </w:p>
     <w:p>
@@ -526,7 +526,7 @@
         </w:numPr>
       </w:pPr>
       <w:r>
-        <w:t xml:space="preserve">Built the dLoc platform (blockchain + NFC-linked document twins) for tamper-resistant digital documents; deployed containerized microservices across AWS and Azure for cross-cloud identity assurance.</w:t>
+        <w:t xml:space="preserve">Built the Linxens dLoc platform (blockchain + NFC-linked document twins) for tamper-resistant digital documents; deployed containerized microservices across AWS and Azure for cross-cloud identity assurance.</w:t>
       </w:r>
     </w:p>
     <w:bookmarkEnd w:id="13"/>

--- a/public/assets/resume/Dayel_Ostraco_Resume_CAIO.docx
+++ b/public/assets/resume/Dayel_Ostraco_Resume_CAIO.docx
@@ -233,13 +233,13 @@
       </w:r>
     </w:p>
     <w:bookmarkEnd w:id="10"/>
-    <w:bookmarkStart w:id="11" w:name="Xc2469e39dbf6f1d414ed66bf366a0a2edb09f67"/>
+    <w:bookmarkStart w:id="11" w:name="chief-ai-officer-sigilark-charleston-sc"/>
     <w:p>
       <w:pPr>
         <w:pStyle w:val="Heading3"/>
       </w:pPr>
       <w:r>
-        <w:t xml:space="preserve">Chief AI Officer — SigilArk (Catapult.io US), Charleston, SC</w:t>
+        <w:t xml:space="preserve">Chief AI Officer — SigilArk, Charleston, SC</w:t>
       </w:r>
     </w:p>
     <w:p>

--- a/public/assets/resume/Dayel_Ostraco_Resume_CAIO.docx
+++ b/public/assets/resume/Dayel_Ostraco_Resume_CAIO.docx
@@ -594,7 +594,13 @@
           <w:b/>
           <w:bCs/>
         </w:rPr>
-        <w:t xml:space="preserve">June 2014 – Sold, December 2016</w:t>
+        <w:t xml:space="preserve">April 2013 – Sold, December 2016</w:t>
+      </w:r>
+      <w:r>
+        <w:t xml:space="preserve"> </w:t>
+      </w:r>
+      <w:r>
+        <w:t xml:space="preserve">(founded April 2013; full-time from June 2014)</w:t>
       </w:r>
     </w:p>
     <w:p>
@@ -656,13 +662,13 @@
       </w:r>
     </w:p>
     <w:bookmarkEnd w:id="16"/>
-    <w:bookmarkStart w:id="17" w:name="Xa46df9879d39d93679a445537e523582fe0daee"/>
+    <w:bookmarkStart w:id="17" w:name="X0bc7b23fad1d04a07c4295e934e3e43faca201e"/>
     <w:p>
       <w:pPr>
         <w:pStyle w:val="Heading3"/>
       </w:pPr>
       <w:r>
-        <w:t xml:space="preserve">Director of Software Engineering — Booz Allen Hamilton, Charleston, SC</w:t>
+        <w:t xml:space="preserve">Senior Director of Software Engineering — Booz Allen Hamilton, Charleston, SC</w:t>
       </w:r>
     </w:p>
     <w:p>

--- a/public/assets/resume/Dayel_Ostraco_Resume_CAIO.docx
+++ b/public/assets/resume/Dayel_Ostraco_Resume_CAIO.docx
@@ -83,7 +83,7 @@
         <w:t xml:space="preserve">zero Critical, High, or Medium findings across four federal programs</w:t>
       </w:r>
       <w:r>
-        <w:t xml:space="preserve">, 83.5% CVE auto-resolution (101 of 121), 99.6% (246 of 247) of the Windows Server 2022 STIG passing, AMI-hardened and STIG Viewer-verified, and platforms tested against the IL5 control baseline on AWS GovCloud. Five production DHA healthcare workloads were hardened to near-zero CVE on RHEL UBI 9 Minimal at a 93.2% STIG-checklist auto-pass rate (verified in STIG Viewer via Semgrep, Gitleaks, Trivy, and StackRox); the remaining checks were handled manually to protect OS and application stability. The delivery methodology was adopted program-wide by DHA Cyber Command and earned a PI Award. Trusted by the DoD, DHA, SSA, and CMS, and by global financial institutions, to architect systems that move billions in transactions, scale to millions of daily users, and survive the audit afterward. CISSP; active DoD Secret clearance, TS-eligible.</w:t>
+        <w:t xml:space="preserve">, 83.5% CVE auto-resolution (101 of 121), 99.6% (246 of 247) of the Windows Server 2022 STIG passing, AMI-hardened and STIG Viewer-verified, and platforms tested against the IL5 control baseline on AWS GovCloud. Five production DHA healthcare workloads were hardened to near-zero CVE on RHEL UBI 9 Minimal at a 93.2% STIG-checklist auto-pass rate (verified in STIG Viewer via Semgrep, Gitleaks, Trivy, and StackRox); the remaining checks were handled manually to protect OS and application stability. The delivery methodology was adopted program-wide by DHA Cyber Command in 2025-2026 and earned a PI Award. Trusted by the DoD, DHA, SSA, and CMS, and by global financial institutions, to architect systems that move billions in transactions, scale to millions of daily users, and survive the audit afterward. CISSP; active DoD Secret clearance, TS-eligible.</w:t>
       </w:r>
     </w:p>
     <w:p>
@@ -276,7 +276,7 @@
         <w:t xml:space="preserve">DHA’s agency-wide EMPIRE software factory</w:t>
       </w:r>
       <w:r>
-        <w:t xml:space="preserve">, delivering the governed AI delivery capability now in production across the agency.</w:t>
+        <w:t xml:space="preserve">, delivering the governed AI delivery capability now in production across the agency. The delivery methodology was adopted program-wide by DHA Cyber Command and earned a PI Award.</w:t>
       </w:r>
     </w:p>
     <w:p>

--- a/public/assets/resume/Dayel_Ostraco_Resume_CAIO.docx
+++ b/public/assets/resume/Dayel_Ostraco_Resume_CAIO.docx
@@ -83,7 +83,7 @@
         <w:t xml:space="preserve">zero Critical, High, or Medium findings across four federal programs</w:t>
       </w:r>
       <w:r>
-        <w:t xml:space="preserve">, 83.5% CVE auto-resolution (101 of 121), 99.6% (246 of 247) of the Windows Server 2022 STIG passing, AMI-hardened and STIG Viewer-verified, and platforms tested against the IL5 control baseline on AWS GovCloud. Five production DHA healthcare workloads were hardened to near-zero CVE on RHEL UBI 9 Minimal at a 93.2% STIG-checklist auto-pass rate (verified in STIG Viewer via Semgrep, Gitleaks, Trivy, and StackRox); the remaining checks were handled manually to protect OS and application stability. The delivery methodology was adopted program-wide by DHA Cyber Command in 2025-2026 and earned a PI Award. Trusted by the DoD, DHA, SSA, and CMS, and by global financial institutions, to architect systems that move billions in transactions, scale to millions of daily users, and survive the audit afterward. CISSP; active DoD Secret clearance, TS-eligible.</w:t>
+        <w:t xml:space="preserve">, 83.5% CVE auto-resolution (101 of 121), 99.6% (246 of 247) of the Windows Server 2022 STIG passing, AMI-hardened and STIG Viewer-verified, and platforms tested against the IL5 control baseline on AWS GovCloud. Five production DHA healthcare workloads were hardened to near-zero CVE on RHEL UBI 9 Minimal at a 93.2% STIG-checklist auto-pass rate (verified in STIG Viewer via Semgrep, Gitleaks, Trivy, and StackRox); the remaining checks were handled manually to protect OS and application stability. The delivery methodology was adopted program-wide by DHA Cyber Command in 2025-2026 and earned a PI Award. Trusted by the DoD, DHA, SSA, and CMS, and by global financial institutions, to architect systems that move billions in transactions, The Work Number among them, and survive the audit afterward. CISSP; active DoD Secret clearance, TS-eligible.</w:t>
       </w:r>
     </w:p>
     <w:p>
@@ -401,7 +401,35 @@
         </w:numPr>
       </w:pPr>
       <w:r>
-        <w:t xml:space="preserve">Directed development of a secure Income and Identity Verification platform for Equifax Government Services, delivering Web and API services to state and federal agencies (CMS, SSA); supported 10M+ daily transactions and $1.7B+ in cumulative program revenue.</w:t>
+        <w:t xml:space="preserve">Directed development of a secure Income and Identity Verification platform for Equifax Government Services, delivering Web and API services to state and federal agencies (CMS, SSA); The Work Number peaked above 10M daily transactions, and the platform carried $1.7B+ in cumulative program revenue across 2019-2025.</w:t>
+      </w:r>
+    </w:p>
+    <w:p>
+      <w:pPr>
+        <w:pStyle w:val="Compact"/>
+        <w:numPr>
+          <w:ilvl w:val="0"/>
+          <w:numId w:val="1003"/>
+        </w:numPr>
+      </w:pPr>
+      <w:r>
+        <w:t xml:space="preserve">Directed product and sold on the ground, launching several new products that expanded penetration into the social-services agencies of</w:t>
+      </w:r>
+      <w:r>
+        <w:t xml:space="preserve"> </w:t>
+      </w:r>
+      <w:r>
+        <w:rPr>
+          <w:b/>
+          <w:bCs/>
+        </w:rPr>
+        <w:t xml:space="preserve">39 states</w:t>
+      </w:r>
+      <w:r>
+        <w:t xml:space="preserve"> </w:t>
+      </w:r>
+      <w:r>
+        <w:t xml:space="preserve">and the federal government.</w:t>
       </w:r>
     </w:p>
     <w:p>

--- a/public/assets/resume/Dayel_Ostraco_Resume_CAIO.docx
+++ b/public/assets/resume/Dayel_Ostraco_Resume_CAIO.docx
@@ -133,7 +133,7 @@
         </w:numPr>
       </w:pPr>
       <w:r>
-        <w:t xml:space="preserve">Lead Accelera’s technology organization (97 people, scaling to 140), running</w:t>
+        <w:t xml:space="preserve">Provide technology leadership across Accelera’s 97-person organization (scaling to 140), running</w:t>
       </w:r>
       <w:r>
         <w:t xml:space="preserve"> </w:t>

--- a/public/assets/resume/Dayel_Ostraco_Resume_CAIO.docx
+++ b/public/assets/resume/Dayel_Ostraco_Resume_CAIO.docx
@@ -83,7 +83,7 @@
         <w:t xml:space="preserve">zero Critical, High, or Medium findings across four federal programs</w:t>
       </w:r>
       <w:r>
-        <w:t xml:space="preserve">, 83.5% CVE auto-resolution (101 of 121), 99.6% (246 of 247) of the Windows Server 2022 STIG passing, AMI-hardened and STIG Viewer-verified, and platforms tested against the IL5 control baseline on AWS GovCloud. Five production DHA healthcare workloads were hardened to near-zero CVE on RHEL UBI 9 Minimal at a 93.2% STIG-checklist auto-pass rate (verified in STIG Viewer via Semgrep, Gitleaks, Trivy, and StackRox); the remaining checks were handled manually to protect OS and application stability. The delivery methodology was adopted program-wide by DHA Cyber Command and earned a PI Award. Trusted by the DoD, DHA, SSA, and CMS, and by global financial institutions, to architect systems that move billions in transactions, scale to millions of daily users, and survive the audit afterward. CISSP; active DoD Secret clearance, TS-eligible.</w:t>
+        <w:t xml:space="preserve">, 83.5% CVE auto-resolution (101 of 121), 99.6% (246 of 247) of the Windows Server 2022 STIG passing, AMI-hardened and STIG Viewer-verified, and platforms tested against the IL5 control baseline on AWS GovCloud. Five production DHA healthcare workloads were hardened to near-zero CVE on RHEL UBI 9 Minimal at a 93.2% STIG-checklist auto-pass rate (verified in STIG Viewer via Semgrep, Gitleaks, Trivy, and StackRox); the remaining checks were handled manually to protect OS and application stability. The delivery methodology was adopted program-wide by DHA Cyber Command in 2025-2026 and earned a PI Award. Trusted by the DoD, DHA, SSA, and CMS, and by global financial institutions, to architect systems that move billions in transactions, The Work Number among them, and survive the audit afterward. CISSP; active DoD Secret clearance, TS-eligible.</w:t>
       </w:r>
     </w:p>
     <w:p>
@@ -133,7 +133,7 @@
         </w:numPr>
       </w:pPr>
       <w:r>
-        <w:t xml:space="preserve">Lead Accelera’s technology organization (97 people, scaling to 140), running</w:t>
+        <w:t xml:space="preserve">Provide technology leadership across Accelera’s 97-person organization (scaling to 140), running</w:t>
       </w:r>
       <w:r>
         <w:t xml:space="preserve"> </w:t>
@@ -276,7 +276,7 @@
         <w:t xml:space="preserve">DHA’s agency-wide EMPIRE software factory</w:t>
       </w:r>
       <w:r>
-        <w:t xml:space="preserve">, delivering the governed AI delivery capability now in production across the agency.</w:t>
+        <w:t xml:space="preserve">, delivering the governed AI delivery capability now in production across the agency. The delivery methodology was adopted program-wide by DHA Cyber Command and earned a PI Award.</w:t>
       </w:r>
     </w:p>
     <w:p>
@@ -401,7 +401,35 @@
         </w:numPr>
       </w:pPr>
       <w:r>
-        <w:t xml:space="preserve">Directed development of a secure Income and Identity Verification platform for Equifax Government Services, delivering Web and API services to state and federal agencies (CMS, SSA); supported 10M+ daily transactions and $1.7B+ in cumulative program revenue.</w:t>
+        <w:t xml:space="preserve">Directed development of a secure Income and Identity Verification platform for Equifax Government Services, delivering Web and API services to state and federal agencies (CMS, SSA); The Work Number peaked above 10M daily transactions, and the platform carried $1.7B+ in cumulative program revenue across 2019-2025.</w:t>
+      </w:r>
+    </w:p>
+    <w:p>
+      <w:pPr>
+        <w:pStyle w:val="Compact"/>
+        <w:numPr>
+          <w:ilvl w:val="0"/>
+          <w:numId w:val="1003"/>
+        </w:numPr>
+      </w:pPr>
+      <w:r>
+        <w:t xml:space="preserve">Directed product and sold on the ground, launching several new products that expanded penetration into the social-services agencies of</w:t>
+      </w:r>
+      <w:r>
+        <w:t xml:space="preserve"> </w:t>
+      </w:r>
+      <w:r>
+        <w:rPr>
+          <w:b/>
+          <w:bCs/>
+        </w:rPr>
+        <w:t xml:space="preserve">39 states</w:t>
+      </w:r>
+      <w:r>
+        <w:t xml:space="preserve"> </w:t>
+      </w:r>
+      <w:r>
+        <w:t xml:space="preserve">and the federal government.</w:t>
       </w:r>
     </w:p>
     <w:p>
